--- a/benchmark/outputs/gold/resume_025_A.docx
+++ b/benchmark/outputs/gold/resume_025_A.docx
@@ -22,7 +22,7 @@
       </w:pPr>
       <w:r>
         <w:rPr>
-          <w:rFonts w:ascii="Helvetica" w:hAnsi="Helvetica" w:eastAsia="Helvetica"/>
+          <w:rFonts w:ascii="Arial" w:hAnsi="Arial" w:eastAsia="Helvetica"/>
           <w:b/>
           <w:i w:val="0"/>
           <w:color w:val="1E1E23"/>
@@ -33,9 +33,19 @@
       <w:r>
         <w:br/>
       </w:r>
+    </w:p>
+    <w:p>
+      <w:pPr>
+        <w:autoSpaceDN w:val="0"/>
+        <w:autoSpaceDE w:val="0"/>
+        <w:widowControl/>
+        <w:spacing w:line="232" w:lineRule="exact" w:before="318" w:after="166"/>
+        <w:ind w:left="0" w:right="5328" w:firstLine="0"/>
+        <w:jc w:val="left"/>
+      </w:pPr>
       <w:r>
         <w:rPr>
-          <w:rFonts w:ascii="Helvetica" w:hAnsi="Helvetica" w:eastAsia="Helvetica"/>
+          <w:rFonts w:ascii="Arial" w:hAnsi="Arial" w:eastAsia="Helvetica"/>
           <w:b w:val="0"/>
           <w:i w:val="0"/>
           <w:color w:val="72727A"/>
@@ -79,7 +89,7 @@
             </w:pPr>
             <w:r>
               <w:rPr>
-                <w:rFonts w:ascii="Helvetica" w:hAnsi="Helvetica" w:eastAsia="Helvetica"/>
+                <w:rFonts w:ascii="Arial" w:hAnsi="Arial" w:eastAsia="Helvetica"/>
                 <w:b/>
                 <w:i w:val="0"/>
                 <w:color w:val="1E1E23"/>
@@ -102,7 +112,7 @@
       </w:pPr>
       <w:r>
         <w:rPr>
-          <w:rFonts w:ascii="Helvetica" w:hAnsi="Helvetica" w:eastAsia="Helvetica"/>
+          <w:rFonts w:ascii="Arial" w:hAnsi="Arial" w:eastAsia="Helvetica"/>
           <w:b w:val="0"/>
           <w:i w:val="0"/>
           <w:color w:val="1E1E23"/>
@@ -112,7 +122,7 @@
       </w:r>
       <w:r>
         <w:rPr>
-          <w:rFonts w:ascii="Helvetica" w:hAnsi="Helvetica" w:eastAsia="Helvetica"/>
+          <w:rFonts w:ascii="Arial" w:hAnsi="Arial" w:eastAsia="Helvetica"/>
           <w:b w:val="0"/>
           <w:i w:val="0"/>
           <w:color w:val="1E1E23"/>
@@ -157,7 +167,7 @@
             </w:pPr>
             <w:r>
               <w:rPr>
-                <w:rFonts w:ascii="Helvetica" w:hAnsi="Helvetica" w:eastAsia="Helvetica"/>
+                <w:rFonts w:ascii="Arial" w:hAnsi="Arial" w:eastAsia="Helvetica"/>
                 <w:b/>
                 <w:i w:val="0"/>
                 <w:color w:val="1E1E23"/>
@@ -204,7 +214,7 @@
             </w:pPr>
             <w:r>
               <w:rPr>
-                <w:rFonts w:ascii="Helvetica" w:hAnsi="Helvetica" w:eastAsia="Helvetica"/>
+                <w:rFonts w:ascii="Arial" w:hAnsi="Arial" w:eastAsia="Helvetica"/>
                 <w:b/>
                 <w:i w:val="0"/>
                 <w:color w:val="1E1E23"/>
@@ -234,7 +244,7 @@
             </w:pPr>
             <w:r>
               <w:rPr>
-                <w:rFonts w:ascii="Helvetica" w:hAnsi="Helvetica" w:eastAsia="Helvetica"/>
+                <w:rFonts w:ascii="Arial" w:hAnsi="Arial" w:eastAsia="Helvetica"/>
                 <w:b w:val="0"/>
                 <w:i/>
                 <w:color w:val="72727A"/>
@@ -261,7 +271,7 @@
       </w:pPr>
       <w:r>
         <w:rPr>
-          <w:rFonts w:ascii="Helvetica" w:hAnsi="Helvetica" w:eastAsia="Helvetica"/>
+          <w:rFonts w:ascii="Arial" w:hAnsi="Arial" w:eastAsia="Helvetica"/>
           <w:b w:val="0"/>
           <w:i w:val="0"/>
           <w:color w:val="1E1E23"/>
@@ -285,7 +295,7 @@
       </w:pPr>
       <w:r>
         <w:rPr>
-          <w:rFonts w:ascii="Helvetica" w:hAnsi="Helvetica" w:eastAsia="Helvetica"/>
+          <w:rFonts w:ascii="Arial" w:hAnsi="Arial" w:eastAsia="Helvetica"/>
           <w:b w:val="0"/>
           <w:i w:val="0"/>
           <w:color w:val="1E1E23"/>
@@ -309,7 +319,7 @@
       </w:pPr>
       <w:r>
         <w:rPr>
-          <w:rFonts w:ascii="Helvetica" w:hAnsi="Helvetica" w:eastAsia="Helvetica"/>
+          <w:rFonts w:ascii="Arial" w:hAnsi="Arial" w:eastAsia="Helvetica"/>
           <w:b w:val="0"/>
           <w:i w:val="0"/>
           <w:color w:val="1E1E23"/>
@@ -332,7 +342,7 @@
       </w:pPr>
       <w:r>
         <w:rPr>
-          <w:rFonts w:ascii="Helvetica" w:hAnsi="Helvetica" w:eastAsia="Helvetica"/>
+          <w:rFonts w:ascii="Arial" w:hAnsi="Arial" w:eastAsia="Helvetica"/>
           <w:b/>
           <w:i w:val="0"/>
           <w:color w:val="1E1E23"/>
@@ -345,7 +355,7 @@
       </w:r>
       <w:r>
         <w:rPr>
-          <w:rFonts w:ascii="Helvetica" w:hAnsi="Helvetica" w:eastAsia="Helvetica"/>
+          <w:rFonts w:ascii="Arial" w:hAnsi="Arial" w:eastAsia="Helvetica"/>
           <w:b w:val="0"/>
           <w:i/>
           <w:color w:val="72727A"/>
@@ -369,7 +379,7 @@
       </w:pPr>
       <w:r>
         <w:rPr>
-          <w:rFonts w:ascii="Helvetica" w:hAnsi="Helvetica" w:eastAsia="Helvetica"/>
+          <w:rFonts w:ascii="Arial" w:hAnsi="Arial" w:eastAsia="Helvetica"/>
           <w:b w:val="0"/>
           <w:i w:val="0"/>
           <w:color w:val="1E1E23"/>
@@ -379,7 +389,7 @@
       </w:r>
       <w:r>
         <w:rPr>
-          <w:rFonts w:ascii="Helvetica" w:hAnsi="Helvetica" w:eastAsia="Helvetica"/>
+          <w:rFonts w:ascii="Arial" w:hAnsi="Arial" w:eastAsia="Helvetica"/>
           <w:b w:val="0"/>
           <w:i w:val="0"/>
           <w:color w:val="1E1E23"/>
@@ -389,7 +399,7 @@
       </w:r>
       <w:r>
         <w:rPr>
-          <w:rFonts w:ascii="Helvetica" w:hAnsi="Helvetica" w:eastAsia="Helvetica"/>
+          <w:rFonts w:ascii="Arial" w:hAnsi="Arial" w:eastAsia="Helvetica"/>
           <w:b w:val="0"/>
           <w:i w:val="0"/>
           <w:color w:val="1E1E23"/>
@@ -412,7 +422,7 @@
       </w:pPr>
       <w:r>
         <w:rPr>
-          <w:rFonts w:ascii="Helvetica" w:hAnsi="Helvetica" w:eastAsia="Helvetica"/>
+          <w:rFonts w:ascii="Arial" w:hAnsi="Arial" w:eastAsia="Helvetica"/>
           <w:b/>
           <w:i w:val="0"/>
           <w:color w:val="1E1E23"/>
@@ -425,7 +435,7 @@
       </w:r>
       <w:r>
         <w:rPr>
-          <w:rFonts w:ascii="Helvetica" w:hAnsi="Helvetica" w:eastAsia="Helvetica"/>
+          <w:rFonts w:ascii="Arial" w:hAnsi="Arial" w:eastAsia="Helvetica"/>
           <w:b w:val="0"/>
           <w:i/>
           <w:color w:val="72727A"/>
@@ -449,7 +459,7 @@
       </w:pPr>
       <w:r>
         <w:rPr>
-          <w:rFonts w:ascii="Helvetica" w:hAnsi="Helvetica" w:eastAsia="Helvetica"/>
+          <w:rFonts w:ascii="Arial" w:hAnsi="Arial" w:eastAsia="Helvetica"/>
           <w:b w:val="0"/>
           <w:i w:val="0"/>
           <w:color w:val="1E1E23"/>
@@ -459,7 +469,7 @@
       </w:r>
       <w:r>
         <w:rPr>
-          <w:rFonts w:ascii="Helvetica" w:hAnsi="Helvetica" w:eastAsia="Helvetica"/>
+          <w:rFonts w:ascii="Arial" w:hAnsi="Arial" w:eastAsia="Helvetica"/>
           <w:b w:val="0"/>
           <w:i w:val="0"/>
           <w:color w:val="1E1E23"/>
@@ -503,7 +513,7 @@
             </w:pPr>
             <w:r>
               <w:rPr>
-                <w:rFonts w:ascii="Helvetica" w:hAnsi="Helvetica" w:eastAsia="Helvetica"/>
+                <w:rFonts w:ascii="Arial" w:hAnsi="Arial" w:eastAsia="Helvetica"/>
                 <w:b/>
                 <w:i w:val="0"/>
                 <w:color w:val="1E1E23"/>
@@ -526,7 +536,7 @@
       </w:pPr>
       <w:r>
         <w:rPr>
-          <w:rFonts w:ascii="Helvetica" w:hAnsi="Helvetica" w:eastAsia="Helvetica"/>
+          <w:rFonts w:ascii="Arial" w:hAnsi="Arial" w:eastAsia="Helvetica"/>
           <w:b w:val="0"/>
           <w:i w:val="0"/>
           <w:color w:val="1E1E23"/>
